--- a/library/entra-id-solutions/enterprise-app-service-principal-governance/v1.0.0/deliverables/APPGOV-Solution.docx
+++ b/library/entra-id-solutions/enterprise-app-service-principal-governance/v1.0.0/deliverables/APPGOV-Solution.docx
@@ -88,7 +88,7 @@
     </w:p>
     <w:p>
       <w:r>
-        <w:t>Phoenixtekk Workplace Marketplace · Entra ID Solutions</w:t>
+        <w:t>White-label · Entra ID Solutions</w:t>
       </w:r>
     </w:p>
     <w:p>
@@ -177,7 +177,7 @@
         <w:pStyle w:val="Heading2"/>
       </w:pPr>
       <w:r>
-        <w:t>The Phoenixtekk deployment model</w:t>
+        <w:t>The standard deployment model</w:t>
       </w:r>
     </w:p>
     <w:p>
@@ -575,7 +575,7 @@
         <w:pStyle w:val="Heading2"/>
       </w:pPr>
       <w:r>
-        <w:t>The standard Phoenixtekk deployment model</w:t>
+        <w:t>The standard deployment model</w:t>
       </w:r>
     </w:p>
     <w:p>
@@ -587,7 +587,7 @@
           <w:i/>
           <w:color w:val="2E86C1"/>
         </w:rPr>
-        <w:t>Inventory apps and service principals -&gt; review permissions and consent for over-privilege -&gt; configure the user-consent policy and admin-consent workflow on a pilot scope -&gt; validate -&gt; remediate risky grants and manage credential expiry -&gt; expand tenant-wide. Phoenixtekk pattern: Assess -&gt; Configure -&gt; Pilot -&gt; Validate -&gt; Expand.</w:t>
+        <w:t>Inventory apps and service principals -&gt; review permissions and consent for over-privilege -&gt; configure the user-consent policy and admin-consent workflow on a pilot scope -&gt; validate -&gt; remediate risky grants and manage credential expiry -&gt; expand tenant-wide. repeatable pattern: Assess -&gt; Configure -&gt; Pilot -&gt; Validate -&gt; Expand.</w:t>
       </w:r>
     </w:p>
     <w:p>
